--- a/assets/reference.docx
+++ b/assets/reference.docx
@@ -317,6 +317,8 @@
       <w:footnotePr>
         <w:numRestart w:val="eachSect"/>
       </w:footnotePr>
+      <w:pgSz w:w="11906" w:h="16838"/>
+      <w:pgMar w:top="1134" w:bottom="1134" w:left="992" w:right="992" w:header="708" w:footer="708" w:gutter="0"/>
     </w:sectPr>
   </w:body>
 </w:document>
@@ -1071,22 +1073,36 @@
     <w:qFormat/>
     <w:rPr>
       <w:rFonts w:ascii="Malgun Gothic" w:hAnsi="Malgun Gothic" w:cs="Malgun Gothic" w:eastAsia="Malgun Gothic"/>
+      <w:sz w:val="18"/>
+      <w:szCs w:val="18"/>
     </w:rPr>
     <w:tblPr>
       <w:tblInd w:w="0" w:type="dxa"/>
+      <w:tblBorders>
+        <w:top w:val="single" w:sz="4" w:space="0" w:color="D8DEEC"/>
+        <w:left w:val="single" w:sz="4" w:space="0" w:color="D8DEEC"/>
+        <w:bottom w:val="single" w:sz="4" w:space="0" w:color="D8DEEC"/>
+        <w:right w:val="single" w:sz="4" w:space="0" w:color="D8DEEC"/>
+        <w:insideH w:val="single" w:sz="4" w:space="0" w:color="D8DEEC"/>
+        <w:insideV w:val="single" w:sz="4" w:space="0" w:color="D8DEEC"/>
+      </w:tblBorders>
       <w:tblCellMar>
-        <w:top w:w="0" w:type="dxa"/>
+        <w:top w:w="40" w:type="dxa"/>
         <w:left w:w="108" w:type="dxa"/>
-        <w:bottom w:w="0" w:type="dxa"/>
+        <w:bottom w:w="40" w:type="dxa"/>
         <w:right w:w="108" w:type="dxa"/>
       </w:tblCellMar>
     </w:tblPr>
     <w:tblStylePr w:type="firstRow">
+      <w:rPr>
+        <w:b/>
+      </w:rPr>
       <w:tcPr>
         <w:tcBorders>
-          <w:bottom w:val="single"/>
+          <w:bottom w:val="single" w:sz="8" w:space="0" w:color="2657C9"/>
         </w:tcBorders>
-        <w:vAlign w:val="bottom"/>
+        <w:vAlign w:val="center"/>
+        <w:shd w:val="clear" w:color="auto" w:fill="EEF1FA"/>
       </w:tcPr>
     </w:tblStylePr>
   </w:style>
